--- a/works/application.docx
+++ b/works/application.docx
@@ -664,14 +664,6 @@
       </w:pPr>
       <w:r>
         <w:t>자기소개서</w:t>
-      </w:r>
-    </w:p>
-    <w:p>
-      <w:r>
-        <w:rPr>
-          <w:b/>
-        </w:rPr>
-        <w:t>실습 파일을 두 번 잃은 날 ‘못 했다’고 적고, 이틀 뒤 다른 사람의 과제를 도운 사람.</w:t>
       </w:r>
     </w:p>
     <w:p>

--- a/works/application.docx
+++ b/works/application.docx
@@ -664,6 +664,14 @@
       </w:pPr>
       <w:r>
         <w:t>자기소개서</w:t>
+      </w:r>
+    </w:p>
+    <w:p>
+      <w:r>
+        <w:rPr>
+          <w:b/>
+        </w:rPr>
+        <w:t>끊임없이 노력한 사람</w:t>
       </w:r>
     </w:p>
     <w:p>
